--- a/customerdoc/Supabase-Security-Check_Leistungsbeschreibung.docx
+++ b/customerdoc/Supabase-Security-Check_Leistungsbeschreibung.docx
@@ -67,6 +67,96 @@
           <w:szCs w:val="22"/>
         </w:rPr>
         <w:t xml:space="preserve">Stand: September 2026</w:t>
+      </w:r>
+    </w:p>
+    <w:p>
+      <w:pPr>
+        <w:spacing w:after="60" w:before="3200"/>
+      </w:pPr>
+      <w:r>
+        <w:rPr>
+          <w:b/>
+          <w:bCs/>
+          <w:color w:val="1F3A5F"/>
+          <w:sz w:val="20"/>
+          <w:szCs w:val="20"/>
+        </w:rPr>
+        <w:t xml:space="preserve">Verfasser</w:t>
+      </w:r>
+    </w:p>
+    <w:p>
+      <w:pPr>
+        <w:spacing w:after="20"/>
+      </w:pPr>
+      <w:r>
+        <w:rPr>
+          <w:b/>
+          <w:bCs/>
+          <w:color w:val="1F2937"/>
+          <w:sz w:val="20"/>
+          <w:szCs w:val="20"/>
+        </w:rPr>
+        <w:t xml:space="preserve">Parlison Code Couture UG (haftungsbeschränkt)</w:t>
+      </w:r>
+    </w:p>
+    <w:p>
+      <w:pPr>
+        <w:spacing w:after="20"/>
+      </w:pPr>
+      <w:r>
+        <w:rPr>
+          <w:b w:val="false"/>
+          <w:bCs w:val="false"/>
+          <w:color w:val="5F6B7A"/>
+          <w:sz w:val="20"/>
+          <w:szCs w:val="20"/>
+        </w:rPr>
+        <w:t xml:space="preserve">Gutenbergstr. 14, 28816 Stuhr</w:t>
+      </w:r>
+    </w:p>
+    <w:p>
+      <w:pPr>
+        <w:spacing w:after="20"/>
+      </w:pPr>
+      <w:r>
+        <w:rPr>
+          <w:b w:val="false"/>
+          <w:bCs w:val="false"/>
+          <w:color w:val="5F6B7A"/>
+          <w:sz w:val="20"/>
+          <w:szCs w:val="20"/>
+        </w:rPr>
+        <w:t xml:space="preserve">Telefon: +49 176 841 38 695</w:t>
+      </w:r>
+    </w:p>
+    <w:p>
+      <w:pPr>
+        <w:spacing w:after="20"/>
+      </w:pPr>
+      <w:r>
+        <w:rPr>
+          <w:b w:val="false"/>
+          <w:bCs w:val="false"/>
+          <w:color w:val="5F6B7A"/>
+          <w:sz w:val="20"/>
+          <w:szCs w:val="20"/>
+        </w:rPr>
+        <w:t xml:space="preserve">E-Mail: info@parlison-code-couture.cloud</w:t>
+      </w:r>
+    </w:p>
+    <w:p>
+      <w:pPr>
+        <w:spacing w:after="20"/>
+      </w:pPr>
+      <w:r>
+        <w:rPr>
+          <w:b w:val="false"/>
+          <w:bCs w:val="false"/>
+          <w:color w:val="5F6B7A"/>
+          <w:sz w:val="20"/>
+          <w:szCs w:val="20"/>
+        </w:rPr>
+        <w:t xml:space="preserve">www.parlison-code-couture.cloud</w:t>
       </w:r>
     </w:p>
     <w:p>
@@ -4872,6 +4962,7 @@
     <w:sectPr>
       <w:headerReference w:type="default" r:id="rId7"/>
       <w:footerReference w:type="default" r:id="rId8"/>
+      <w:footerReference w:type="first" r:id="rId9"/>
       <w:pgSz w:w="11906" w:h="16838" w:orient="portrait"/>
       <w:pgMar w:top="1440" w:right="1440" w:bottom="1300" w:left="1440" w:header="708" w:footer="708" w:gutter="0"/>
       <w:pgNumType/>
@@ -4947,6 +5038,38 @@
       <w:instrText xml:space="preserve">PAGE</w:instrText>
       <w:fldChar w:fldCharType="separate"/>
       <w:fldChar w:fldCharType="end"/>
+    </w:r>
+  </w:p>
+  <w:p>
+    <w:pPr>
+      <w:spacing w:before="60"/>
+      <w:jc w:val="center"/>
+    </w:pPr>
+    <w:r>
+      <w:rPr>
+        <w:color w:val="5F6B7A"/>
+        <w:sz w:val="13"/>
+        <w:szCs w:val="13"/>
+      </w:rPr>
+      <w:t xml:space="preserve">Parlison Code Couture UG (haftungsbeschränkt) · Gutenbergstr. 14 · 28816 Stuhr · Geschäftsführer: Timo Külbel · Amtsgericht Walsrode HRB 213399 · USt-IdNr. DE460997977</w:t>
+    </w:r>
+  </w:p>
+</w:ftr>
+</file>
+
+<file path=word/footer2.xml><?xml version="1.0" encoding="utf-8"?>
+<w:ftr xmlns:wpc="http://schemas.microsoft.com/office/word/2010/wordprocessingCanvas" xmlns:mc="http://schemas.openxmlformats.org/markup-compatibility/2006" xmlns:o="urn:schemas-microsoft-com:office:office" xmlns:r="http://schemas.openxmlformats.org/officeDocument/2006/relationships" xmlns:m="http://schemas.openxmlformats.org/officeDocument/2006/math" xmlns:v="urn:schemas-microsoft-com:vml" xmlns:wp14="http://schemas.microsoft.com/office/word/2010/wordprocessingDrawing" xmlns:wp="http://schemas.openxmlformats.org/drawingml/2006/wordprocessingDrawing" xmlns:w10="urn:schemas-microsoft-com:office:word" xmlns:w="http://schemas.openxmlformats.org/wordprocessingml/2006/main" xmlns:w14="http://schemas.microsoft.com/office/word/2010/wordml" xmlns:w15="http://schemas.microsoft.com/office/word/2012/wordml" xmlns:wpg="http://schemas.microsoft.com/office/word/2010/wordprocessingGroup" xmlns:wpi="http://schemas.microsoft.com/office/word/2010/wordprocessingInk" xmlns:wne="http://schemas.microsoft.com/office/word/2006/wordml" xmlns:wps="http://schemas.microsoft.com/office/word/2010/wordprocessingShape">
+  <w:p>
+    <w:pPr>
+      <w:jc w:val="center"/>
+    </w:pPr>
+    <w:r>
+      <w:rPr>
+        <w:color w:val="5F6B7A"/>
+        <w:sz w:val="13"/>
+        <w:szCs w:val="13"/>
+      </w:rPr>
+      <w:t xml:space="preserve">Parlison Code Couture UG (haftungsbeschränkt) · Gutenbergstr. 14 · 28816 Stuhr · Geschäftsführer: Timo Külbel · Amtsgericht Walsrode HRB 213399 · USt-IdNr. DE460997977</w:t>
     </w:r>
   </w:p>
 </w:ftr>
